--- a/manuscript/drafts/supplementary_file2_NoA.docx
+++ b/manuscript/drafts/supplementary_file2_NoA.docx
@@ -1036,6 +1036,76 @@
                 <w:rFonts w:ascii="Times New Roman" w:hAnsi="Times New Roman"/>
                 <w:sz w:val="20"/>
               </w:rPr>
+              <w:t xml:space="preserve">Stage 4: age ≥ 65 years for GSE48350</w:t>
+            </w:r>
+          </w:p>
+        </w:tc>
+        <w:tc>
+          <w:tcPr/>
+          <w:p>
+            <w:pPr>
+              <w:pStyle w:val="Compact"/>
+              <w:spacing w:line="240" w:lineRule="auto" w:after="0"/>
+              <w:jc w:val="left"/>
+            </w:pPr>
+            <w:r>
+              <w:rPr>
+                <w:rFonts w:ascii="Times New Roman" w:hAnsi="Times New Roman"/>
+                <w:sz w:val="20"/>
+              </w:rPr>
+              <w:t xml:space="preserve">Also applied to GSE36980 (one control aged 55 excluded)</w:t>
+            </w:r>
+          </w:p>
+        </w:tc>
+        <w:tc>
+          <w:tcPr/>
+          <w:p>
+            <w:pPr>
+              <w:pStyle w:val="Compact"/>
+              <w:spacing w:line="240" w:lineRule="auto" w:after="0"/>
+              <w:jc w:val="left"/>
+            </w:pPr>
+            <w:r>
+              <w:rPr>
+                <w:rFonts w:ascii="Times New Roman" w:hAnsi="Times New Roman"/>
+                <w:sz w:val="20"/>
+              </w:rPr>
+              <w:t xml:space="preserve">Consistency between datasets</w:t>
+            </w:r>
+          </w:p>
+        </w:tc>
+        <w:tc>
+          <w:tcPr/>
+          <w:p>
+            <w:pPr>
+              <w:pStyle w:val="Compact"/>
+              <w:spacing w:line="240" w:lineRule="auto" w:after="0"/>
+              <w:jc w:val="left"/>
+            </w:pPr>
+            <w:r>
+              <w:rPr>
+                <w:rFonts w:ascii="Times New Roman" w:hAnsi="Times New Roman"/>
+                <w:sz w:val="20"/>
+              </w:rPr>
+              <w:t xml:space="preserve">Applied in code; documented 2026-09-29</w:t>
+            </w:r>
+          </w:p>
+        </w:tc>
+      </w:tr>
+      <w:tr>
+        <w:tc>
+          <w:tcPr/>
+          <w:p>
+            <w:pPr>
+              <w:pStyle w:val="Compact"/>
+              <w:spacing w:line="240" w:lineRule="auto" w:after="0"/>
+              <w:jc w:val="left"/>
+            </w:pPr>
+            <w:r>
+              <w:rPr>
+                <w:rFonts w:ascii="Times New Roman" w:hAnsi="Times New Roman"/>
+                <w:sz w:val="20"/>
+              </w:rPr>
               <w:t xml:space="preserve">Stage 4: ComBat preserves diagnosis and region</w:t>
             </w:r>
           </w:p>
@@ -2263,6 +2333,76 @@
                 <w:sz w:val="20"/>
               </w:rPr>
               <w:t xml:space="preserve">Cohort rebuilt with SRA-accession matching (R/12_0); A1 and Section 3.6 re-run; H1 decision unchanged (0.074 before, 0.082 after)</w:t>
+            </w:r>
+          </w:p>
+        </w:tc>
+      </w:tr>
+      <w:tr>
+        <w:tc>
+          <w:tcPr/>
+          <w:p>
+            <w:pPr>
+              <w:pStyle w:val="Compact"/>
+              <w:spacing w:line="240" w:lineRule="auto" w:after="0"/>
+              <w:jc w:val="left"/>
+            </w:pPr>
+            <w:r>
+              <w:rPr>
+                <w:rFonts w:ascii="Times New Roman" w:hAnsi="Times New Roman"/>
+                <w:sz w:val="20"/>
+              </w:rPr>
+              <w:t xml:space="preserve">2026-09-29</w:t>
+            </w:r>
+          </w:p>
+        </w:tc>
+        <w:tc>
+          <w:tcPr/>
+          <w:p>
+            <w:pPr>
+              <w:pStyle w:val="Compact"/>
+              <w:spacing w:line="240" w:lineRule="auto" w:after="0"/>
+              <w:jc w:val="left"/>
+            </w:pPr>
+            <w:r>
+              <w:rPr>
+                <w:rFonts w:ascii="Times New Roman" w:hAnsi="Times New Roman"/>
+                <w:sz w:val="20"/>
+              </w:rPr>
+              <w:t xml:space="preserve">Age criterion of GSE48350 also applied to GSE36980 without documentation</w:t>
+            </w:r>
+          </w:p>
+        </w:tc>
+        <w:tc>
+          <w:tcPr/>
+          <w:p>
+            <w:pPr>
+              <w:pStyle w:val="Compact"/>
+              <w:spacing w:line="240" w:lineRule="auto" w:after="0"/>
+              <w:jc w:val="left"/>
+            </w:pPr>
+            <w:r>
+              <w:rPr>
+                <w:rFonts w:ascii="Times New Roman" w:hAnsi="Times New Roman"/>
+                <w:sz w:val="20"/>
+              </w:rPr>
+              <w:t xml:space="preserve">One control (GSM907865) excluded</w:t>
+            </w:r>
+          </w:p>
+        </w:tc>
+        <w:tc>
+          <w:tcPr/>
+          <w:p>
+            <w:pPr>
+              <w:pStyle w:val="Compact"/>
+              <w:spacing w:line="240" w:lineRule="auto" w:after="0"/>
+              <w:jc w:val="left"/>
+            </w:pPr>
+            <w:r>
+              <w:rPr>
+                <w:rFonts w:ascii="Times New Roman" w:hAnsi="Times New Roman"/>
+                <w:sz w:val="20"/>
+              </w:rPr>
+              <w:t xml:space="preserve">Documented as a deviation (Table A)</w:t>
             </w:r>
           </w:p>
         </w:tc>

--- a/manuscript/drafts/supplementary_file2_NoA.docx
+++ b/manuscript/drafts/supplementary_file2_NoA.docx
@@ -125,7 +125,7 @@
         <w:pStyle w:val="FirstParagraph"/>
       </w:pPr>
       <w:r>
-        <w:t xml:space="preserve">Table A summarises the deviations from the plan that apply to the final analyses (these correspond to Table 2 of the manuscript). Table B lists the errors found during the study. Table C is the entry-by-entry guide.</w:t>
+        <w:t xml:space="preserve">Table A summarises the deviations from the plan that apply to the final analyses; the manuscript notes each of them where it occurs in the Methods. Table B lists the errors found during the study. Table C is the entry-by-entry guide.</w:t>
       </w:r>
     </w:p>
     <w:bookmarkEnd w:id="20"/>

--- a/manuscript/drafts/supplementary_file2_NoA.docx
+++ b/manuscript/drafts/supplementary_file2_NoA.docx
@@ -26,7 +26,7 @@
         <w:t xml:space="preserve"> </w:t>
       </w:r>
       <w:r>
-        <w:t xml:space="preserve">Alzheimer’s disease–glioblastoma transcriptomic overlap is markedly reduced after adjustment for estimated cell composition: a pre-specified re-evaluation.</w:t>
+        <w:t xml:space="preserve">Alzheimer’s disease–glioblastoma transcriptomic overlap is markedly reduced after adjustment for estimated cell composition.</w:t>
       </w:r>
     </w:p>
     <w:bookmarkStart w:id="20" w:name="how-to-read-this-file"/>
@@ -1333,41 +1333,41 @@
                 <w:rFonts w:ascii="Times New Roman" w:hAnsi="Times New Roman"/>
                 <w:sz w:val="20"/>
               </w:rPr>
-              <w:t xml:space="preserve">Shortened; H2 clause removed</w:t>
-            </w:r>
-          </w:p>
-        </w:tc>
-        <w:tc>
-          <w:tcPr/>
-          <w:p>
-            <w:pPr>
-              <w:pStyle w:val="Compact"/>
-              <w:spacing w:line="240" w:lineRule="auto" w:after="0"/>
-              <w:jc w:val="left"/>
-            </w:pPr>
-            <w:r>
-              <w:rPr>
-                <w:rFonts w:ascii="Times New Roman" w:hAnsi="Times New Roman"/>
-                <w:sz w:val="20"/>
-              </w:rPr>
-              <w:t xml:space="preserve">Length; the H2 clause claimed more than the data support</w:t>
-            </w:r>
-          </w:p>
-        </w:tc>
-        <w:tc>
-          <w:tcPr/>
-          <w:p>
-            <w:pPr>
-              <w:pStyle w:val="Compact"/>
-              <w:spacing w:line="240" w:lineRule="auto" w:after="0"/>
-              <w:jc w:val="left"/>
-            </w:pPr>
-            <w:r>
-              <w:rPr>
-                <w:rFonts w:ascii="Times New Roman" w:hAnsi="Times New Roman"/>
-                <w:sz w:val="20"/>
-              </w:rPr>
-              <w:t xml:space="preserve">2026-09-28</w:t>
+              <w:t xml:space="preserve">Shortened; H2 clause removed (2026-09-28); subtitle removed (2026-09-29)</w:t>
+            </w:r>
+          </w:p>
+        </w:tc>
+        <w:tc>
+          <w:tcPr/>
+          <w:p>
+            <w:pPr>
+              <w:pStyle w:val="Compact"/>
+              <w:spacing w:line="240" w:lineRule="auto" w:after="0"/>
+              <w:jc w:val="left"/>
+            </w:pPr>
+            <w:r>
+              <w:rPr>
+                <w:rFonts w:ascii="Times New Roman" w:hAnsi="Times New Roman"/>
+                <w:sz w:val="20"/>
+              </w:rPr>
+              <w:t xml:space="preserve">Length; the H2 clause claimed more than the data support; the subtitle overstated the role of the plan</w:t>
+            </w:r>
+          </w:p>
+        </w:tc>
+        <w:tc>
+          <w:tcPr/>
+          <w:p>
+            <w:pPr>
+              <w:pStyle w:val="Compact"/>
+              <w:spacing w:line="240" w:lineRule="auto" w:after="0"/>
+              <w:jc w:val="left"/>
+            </w:pPr>
+            <w:r>
+              <w:rPr>
+                <w:rFonts w:ascii="Times New Roman" w:hAnsi="Times New Roman"/>
+                <w:sz w:val="20"/>
+              </w:rPr>
+              <w:t xml:space="preserve">2026-09-28; 2026-09-29</w:t>
             </w:r>
           </w:p>
         </w:tc>
@@ -1403,7 +1403,7 @@
                 <w:rFonts w:ascii="Times New Roman" w:hAnsi="Times New Roman"/>
                 <w:sz w:val="20"/>
               </w:rPr>
-              <w:t xml:space="preserve">Neurobiology of Aging</w:t>
+              <w:t xml:space="preserve">Historical: submitted to Neurobiology of Aging (desk-rejected on 2026-09-29); revised for another journal</w:t>
             </w:r>
           </w:p>
         </w:tc>
@@ -1437,7 +1437,7 @@
                 <w:rFonts w:ascii="Times New Roman" w:hAnsi="Times New Roman"/>
                 <w:sz w:val="20"/>
               </w:rPr>
-              <w:t xml:space="preserve">2026-09-28</w:t>
+              <w:t xml:space="preserve">2026-09-28; 2026-09-29</w:t>
             </w:r>
           </w:p>
         </w:tc>
@@ -3700,7 +3700,7 @@
                 <w:rFonts w:ascii="Times New Roman" w:hAnsi="Times New Roman"/>
                 <w:sz w:val="20"/>
               </w:rPr>
-              <w:t xml:space="preserve">Signature empty; H2 rejected</w:t>
+              <w:t xml:space="preserve">Signature empty; H2 not supported</w:t>
             </w:r>
           </w:p>
         </w:tc>
@@ -4207,6 +4207,76 @@
                 <w:rFonts w:ascii="Times New Roman" w:hAnsi="Times New Roman"/>
                 <w:sz w:val="20"/>
               </w:rPr>
+              <w:t xml:space="preserve">Superseded (desk rejection, 2026-09-29)</w:t>
+            </w:r>
+          </w:p>
+        </w:tc>
+      </w:tr>
+      <w:tr>
+        <w:tc>
+          <w:tcPr/>
+          <w:p>
+            <w:pPr>
+              <w:pStyle w:val="Compact"/>
+              <w:spacing w:line="240" w:lineRule="auto" w:after="0"/>
+              <w:jc w:val="left"/>
+            </w:pPr>
+            <w:r>
+              <w:rPr>
+                <w:rFonts w:ascii="Times New Roman" w:hAnsi="Times New Roman"/>
+                <w:sz w:val="20"/>
+              </w:rPr>
+              <w:t xml:space="preserve">2026-09-28</w:t>
+            </w:r>
+          </w:p>
+        </w:tc>
+        <w:tc>
+          <w:tcPr/>
+          <w:p>
+            <w:pPr>
+              <w:pStyle w:val="Compact"/>
+              <w:spacing w:line="240" w:lineRule="auto" w:after="0"/>
+              <w:jc w:val="left"/>
+            </w:pPr>
+            <w:r>
+              <w:rPr>
+                <w:rFonts w:ascii="Times New Roman" w:hAnsi="Times New Roman"/>
+                <w:sz w:val="20"/>
+              </w:rPr>
+              <w:t xml:space="preserve">Disclosure of prior exploratory analysis</w:t>
+            </w:r>
+          </w:p>
+        </w:tc>
+        <w:tc>
+          <w:tcPr/>
+          <w:p>
+            <w:pPr>
+              <w:pStyle w:val="Compact"/>
+              <w:spacing w:line="240" w:lineRule="auto" w:after="0"/>
+              <w:jc w:val="left"/>
+            </w:pPr>
+            <w:r>
+              <w:rPr>
+                <w:rFonts w:ascii="Times New Roman" w:hAnsi="Times New Roman"/>
+                <w:sz w:val="20"/>
+              </w:rPr>
+              <w:t xml:space="preserve">H1 is a pre-specified re-test</w:t>
+            </w:r>
+          </w:p>
+        </w:tc>
+        <w:tc>
+          <w:tcPr/>
+          <w:p>
+            <w:pPr>
+              <w:pStyle w:val="Compact"/>
+              <w:spacing w:line="240" w:lineRule="auto" w:after="0"/>
+              <w:jc w:val="left"/>
+            </w:pPr>
+            <w:r>
+              <w:rPr>
+                <w:rFonts w:ascii="Times New Roman" w:hAnsi="Times New Roman"/>
+                <w:sz w:val="20"/>
+              </w:rPr>
               <w:t xml:space="preserve">Current</w:t>
             </w:r>
           </w:p>
@@ -4243,24 +4313,24 @@
                 <w:rFonts w:ascii="Times New Roman" w:hAnsi="Times New Roman"/>
                 <w:sz w:val="20"/>
               </w:rPr>
-              <w:t xml:space="preserve">Disclosure of prior exploratory analysis</w:t>
-            </w:r>
-          </w:p>
-        </w:tc>
-        <w:tc>
-          <w:tcPr/>
-          <w:p>
-            <w:pPr>
-              <w:pStyle w:val="Compact"/>
-              <w:spacing w:line="240" w:lineRule="auto" w:after="0"/>
-              <w:jc w:val="left"/>
-            </w:pPr>
-            <w:r>
-              <w:rPr>
-                <w:rFonts w:ascii="Times New Roman" w:hAnsi="Times New Roman"/>
-                <w:sz w:val="20"/>
-              </w:rPr>
-              <w:t xml:space="preserve">H1 is a pre-specified re-test</w:t>
+              <w:t xml:space="preserve">Error found: GSE125583 covariates misaligned; results of the correction</w:t>
+            </w:r>
+          </w:p>
+        </w:tc>
+        <w:tc>
+          <w:tcPr/>
+          <w:p>
+            <w:pPr>
+              <w:pStyle w:val="Compact"/>
+              <w:spacing w:line="240" w:lineRule="auto" w:after="0"/>
+              <w:jc w:val="left"/>
+            </w:pPr>
+            <w:r>
+              <w:rPr>
+                <w:rFonts w:ascii="Times New Roman" w:hAnsi="Times New Roman"/>
+                <w:sz w:val="20"/>
+              </w:rPr>
+              <w:t xml:space="preserve">See Table B</w:t>
             </w:r>
           </w:p>
         </w:tc>
@@ -4296,41 +4366,111 @@
                 <w:rFonts w:ascii="Times New Roman" w:hAnsi="Times New Roman"/>
                 <w:sz w:val="20"/>
               </w:rPr>
-              <w:t xml:space="preserve">2026-09-28</w:t>
-            </w:r>
-          </w:p>
-        </w:tc>
-        <w:tc>
-          <w:tcPr/>
-          <w:p>
-            <w:pPr>
-              <w:pStyle w:val="Compact"/>
-              <w:spacing w:line="240" w:lineRule="auto" w:after="0"/>
-              <w:jc w:val="left"/>
-            </w:pPr>
-            <w:r>
-              <w:rPr>
-                <w:rFonts w:ascii="Times New Roman" w:hAnsi="Times New Roman"/>
-                <w:sz w:val="20"/>
-              </w:rPr>
-              <w:t xml:space="preserve">Error found: GSE125583 covariates misaligned; results of the correction</w:t>
-            </w:r>
-          </w:p>
-        </w:tc>
-        <w:tc>
-          <w:tcPr/>
-          <w:p>
-            <w:pPr>
-              <w:pStyle w:val="Compact"/>
-              <w:spacing w:line="240" w:lineRule="auto" w:after="0"/>
-              <w:jc w:val="left"/>
-            </w:pPr>
-            <w:r>
-              <w:rPr>
-                <w:rFonts w:ascii="Times New Roman" w:hAnsi="Times New Roman"/>
-                <w:sz w:val="20"/>
-              </w:rPr>
-              <w:t xml:space="preserve">See Table B</w:t>
+              <w:t xml:space="preserve">2026-09-29</w:t>
+            </w:r>
+          </w:p>
+        </w:tc>
+        <w:tc>
+          <w:tcPr/>
+          <w:p>
+            <w:pPr>
+              <w:pStyle w:val="Compact"/>
+              <w:spacing w:line="240" w:lineRule="auto" w:after="0"/>
+              <w:jc w:val="left"/>
+            </w:pPr>
+            <w:r>
+              <w:rPr>
+                <w:rFonts w:ascii="Times New Roman" w:hAnsi="Times New Roman"/>
+                <w:sz w:val="20"/>
+              </w:rPr>
+              <w:t xml:space="preserve">Desk rejection by Neurobiology of Aging; revisions</w:t>
+            </w:r>
+          </w:p>
+        </w:tc>
+        <w:tc>
+          <w:tcPr/>
+          <w:p>
+            <w:pPr>
+              <w:pStyle w:val="Compact"/>
+              <w:spacing w:line="240" w:lineRule="auto" w:after="0"/>
+              <w:jc w:val="left"/>
+            </w:pPr>
+            <w:r>
+              <w:rPr>
+                <w:rFonts w:ascii="Times New Roman" w:hAnsi="Times New Roman"/>
+                <w:sz w:val="20"/>
+              </w:rPr>
+              <w:t xml:space="preserve">Documented-plan framing; roles of the author and AI tools (Methods 2.9); cohort heterogeneity; deviation table moved to this file; age-covariate statements corrected; H2 described as not supported</w:t>
+            </w:r>
+          </w:p>
+        </w:tc>
+        <w:tc>
+          <w:tcPr/>
+          <w:p>
+            <w:pPr>
+              <w:pStyle w:val="Compact"/>
+              <w:spacing w:line="240" w:lineRule="auto" w:after="0"/>
+              <w:jc w:val="left"/>
+            </w:pPr>
+            <w:r>
+              <w:rPr>
+                <w:rFonts w:ascii="Times New Roman" w:hAnsi="Times New Roman"/>
+                <w:sz w:val="20"/>
+              </w:rPr>
+              <w:t xml:space="preserve">Current</w:t>
+            </w:r>
+          </w:p>
+        </w:tc>
+      </w:tr>
+      <w:tr>
+        <w:tc>
+          <w:tcPr/>
+          <w:p>
+            <w:pPr>
+              <w:pStyle w:val="Compact"/>
+              <w:spacing w:line="240" w:lineRule="auto" w:after="0"/>
+              <w:jc w:val="left"/>
+            </w:pPr>
+            <w:r>
+              <w:rPr>
+                <w:rFonts w:ascii="Times New Roman" w:hAnsi="Times New Roman"/>
+                <w:sz w:val="20"/>
+              </w:rPr>
+              <w:t xml:space="preserve">2026-09-29</w:t>
+            </w:r>
+          </w:p>
+        </w:tc>
+        <w:tc>
+          <w:tcPr/>
+          <w:p>
+            <w:pPr>
+              <w:pStyle w:val="Compact"/>
+              <w:spacing w:line="240" w:lineRule="auto" w:after="0"/>
+              <w:jc w:val="left"/>
+            </w:pPr>
+            <w:r>
+              <w:rPr>
+                <w:rFonts w:ascii="Times New Roman" w:hAnsi="Times New Roman"/>
+                <w:sz w:val="20"/>
+              </w:rPr>
+              <w:t xml:space="preserve">Age criterion of GSE48350 also applied to GSE36980</w:t>
+            </w:r>
+          </w:p>
+        </w:tc>
+        <w:tc>
+          <w:tcPr/>
+          <w:p>
+            <w:pPr>
+              <w:pStyle w:val="Compact"/>
+              <w:spacing w:line="240" w:lineRule="auto" w:after="0"/>
+              <w:jc w:val="left"/>
+            </w:pPr>
+            <w:r>
+              <w:rPr>
+                <w:rFonts w:ascii="Times New Roman" w:hAnsi="Times New Roman"/>
+                <w:sz w:val="20"/>
+              </w:rPr>
+              <w:t xml:space="preserve">One control excluded (Table A)</w:t>
             </w:r>
           </w:p>
         </w:tc>
